--- a/public/legal/RevenueHunt-Information-Security-Policy.docx
+++ b/public/legal/RevenueHunt-Information-Security-Policy.docx
@@ -1008,7 +1008,7 @@
         <w:t xml:space="preserve"> </w:t>
       </w:r>
       <w:r>
-        <w:t xml:space="preserve">is published in full, and a signed copy is available on request to merchants who require one.</w:t>
+        <w:t xml:space="preserve">is published in full and binds both parties in electronic form. A countersigned copy is available to merchants on an Enterprise plan.</w:t>
       </w:r>
     </w:p>
     <w:bookmarkEnd w:id="32"/>

--- a/public/legal/RevenueHunt-Information-Security-Policy.docx
+++ b/public/legal/RevenueHunt-Information-Security-Policy.docx
@@ -16,7 +16,7 @@
         <w:pStyle w:val="FirstParagraph"/>
       </w:pPr>
       <w:r>
-        <w:t xml:space="preserve">Last updated: July 13, 2026.</w:t>
+        <w:t xml:space="preserve">Last updated: September 10, 2026.</w:t>
       </w:r>
     </w:p>
     <w:p>
@@ -1008,7 +1008,7 @@
         <w:t xml:space="preserve"> </w:t>
       </w:r>
       <w:r>
-        <w:t xml:space="preserve">is published in full and binds both parties in electronic form. A countersigned copy is available to merchants on an Enterprise plan.</w:t>
+        <w:t xml:space="preserve">is published in full and binds both parties in electronic form. A countersigned copy is available to merchants on an annual Enterprise plan.</w:t>
       </w:r>
     </w:p>
     <w:bookmarkEnd w:id="32"/>

--- a/public/legal/RevenueHunt-Information-Security-Policy.docx
+++ b/public/legal/RevenueHunt-Information-Security-Policy.docx
@@ -16,7 +16,7 @@
         <w:pStyle w:val="FirstParagraph"/>
       </w:pPr>
       <w:r>
-        <w:t xml:space="preserve">Last updated: September 10, 2026.</w:t>
+        <w:t xml:space="preserve">Last updated: October 29, 2026.</w:t>
       </w:r>
     </w:p>
     <w:p>
@@ -133,7 +133,7 @@
           <w:rPr>
             <w:rStyle w:val="Hyperlink"/>
           </w:rPr>
-          <w:t xml:space="preserve">security@revenuehunt.com</w:t>
+          <w:t xml:space="preserve">info@revenuehunt.com</w:t>
         </w:r>
       </w:hyperlink>
     </w:p>
@@ -1026,7 +1026,7 @@
         <w:pStyle w:val="FirstParagraph"/>
       </w:pPr>
       <w:r>
-        <w:t xml:space="preserve">For security questions that are not vulnerability reports - for example, requests for our security questionnaire, DPA, or SOC documentation - please email</w:t>
+        <w:t xml:space="preserve">For security questions that are not vulnerability reports - for example, requests for our DPA or a completed security questionnaire - please email</w:t>
       </w:r>
       <w:r>
         <w:t xml:space="preserve"> </w:t>
@@ -1036,7 +1036,7 @@
           <w:rPr>
             <w:rStyle w:val="Hyperlink"/>
           </w:rPr>
-          <w:t xml:space="preserve">security@revenuehunt.com</w:t>
+          <w:t xml:space="preserve">info@revenuehunt.com</w:t>
         </w:r>
       </w:hyperlink>
       <w:r>
